--- a/static/downloads/pt-br/docx/layer-5/operations-manual.docx
+++ b/static/downloads/pt-br/docx/layer-5/operations-manual.docx
@@ -87,7 +87,7 @@
         <w:t xml:space="preserve"> </w:t>
       </w:r>
       <w:r>
-        <w:t xml:space="preserve">2026-06-26</w:t>
+        <w:t xml:space="preserve">2026-07-07</w:t>
       </w:r>
     </w:p>
     <w:p>
@@ -373,8 +373,14 @@
     </w:p>
     <w:p>
       <w:pPr>
-        <w:pStyle w:val="BlockText"/>
-      </w:pPr>
+        <w:pStyle w:val="BodyText"/>
+      </w:pPr>
+      <w:r>
+        <w:t xml:space="preserve">&gt;</w:t>
+      </w:r>
+      <w:r>
+        <w:t xml:space="preserve"> </w:t>
+      </w:r>
       <w:r>
         <w:rPr>
           <w:b/>
@@ -382,19 +388,29 @@
         </w:rPr>
         <w:t xml:space="preserve">Justificativa — Por que documentar processos críticos</w:t>
       </w:r>
-    </w:p>
-    <w:p>
-      <w:pPr>
-        <w:pStyle w:val="BlockText"/>
-      </w:pPr>
-      <w:r>
-        <w:t xml:space="preserve">Se um processo só existe na cabeça de uma pessoa, a comunidade depende dela aparecer — para sempre. Escrever os processos críticos, com pessoas responsáveis nomeadas, é o que transforma conhecimento privado em um ativo comunitário que sobrevive a transições, ausências e saídas.</w:t>
-      </w:r>
-    </w:p>
-    <w:p>
-      <w:pPr>
-        <w:pStyle w:val="BlockText"/>
-      </w:pPr>
+      <w:r>
+        <w:t xml:space="preserve"> </w:t>
+      </w:r>
+      <w:r>
+        <w:t xml:space="preserve">&gt;</w:t>
+      </w:r>
+      <w:r>
+        <w:t xml:space="preserve"> </w:t>
+      </w:r>
+      <w:r>
+        <w:t xml:space="preserve">&gt; Se um processo só existe na cabeça de uma pessoa, a comunidade depende dela aparecer — para sempre. Escrever os processos críticos, com pessoas responsáveis nomeadas, é o que transforma conhecimento privado em um ativo comunitário que sobrevive a transições, ausências e saídas.</w:t>
+      </w:r>
+    </w:p>
+    <w:p>
+      <w:pPr>
+        <w:pStyle w:val="BodyText"/>
+      </w:pPr>
+      <w:r>
+        <w:t xml:space="preserve">&gt;</w:t>
+      </w:r>
+      <w:r>
+        <w:t xml:space="preserve"> </w:t>
+      </w:r>
       <w:r>
         <w:rPr>
           <w:b/>
@@ -402,13 +418,17 @@
         </w:rPr>
         <w:t xml:space="preserve">Instruções — Como preencher</w:t>
       </w:r>
-    </w:p>
-    <w:p>
-      <w:pPr>
-        <w:pStyle w:val="BlockText"/>
-      </w:pPr>
-      <w:r>
-        <w:t xml:space="preserve">Para cada processo crítico recorrente (acolhimento, saída, publicação de propostas, registro de contribuições, cadência de reuniões, gestão de tesouraria, revisão de acesso a plataformas), nomeie uma pessoa responsável e uma breve descrição.</w:t>
+      <w:r>
+        <w:t xml:space="preserve"> </w:t>
+      </w:r>
+      <w:r>
+        <w:t xml:space="preserve">&gt;</w:t>
+      </w:r>
+      <w:r>
+        <w:t xml:space="preserve"> </w:t>
+      </w:r>
+      <w:r>
+        <w:t xml:space="preserve">&gt; Para cada processo crítico recorrente (acolhimento, saída, publicação de propostas, registro de contribuições, cadência de reuniões, gestão de tesouraria, revisão de acesso a plataformas), nomeie uma pessoa responsável e uma breve descrição.</w:t>
       </w:r>
     </w:p>
     <w:tbl>
@@ -467,14 +487,28 @@
             <w:pPr>
               <w:pStyle w:val="Compact"/>
             </w:pPr>
-          </w:p>
-        </w:tc>
-        <w:tc>
-          <w:tcPr/>
-          <w:p>
-            <w:pPr>
-              <w:pStyle w:val="Compact"/>
-            </w:pPr>
+            <w:r>
+              <w:rPr>
+                <w:i/>
+                <w:iCs/>
+              </w:rPr>
+              <w:t xml:space="preserve">&lt;Acolhimento de membros&gt;</w:t>
+            </w:r>
+          </w:p>
+        </w:tc>
+        <w:tc>
+          <w:tcPr/>
+          <w:p>
+            <w:pPr>
+              <w:pStyle w:val="Compact"/>
+            </w:pPr>
+            <w:r>
+              <w:rPr>
+                <w:i/>
+                <w:iCs/>
+              </w:rPr>
+              <w:t xml:space="preserve">&lt;papel&gt;</w:t>
+            </w:r>
           </w:p>
         </w:tc>
         <w:tc>
@@ -515,6 +549,13 @@
             <w:pPr>
               <w:pStyle w:val="Compact"/>
             </w:pPr>
+            <w:r>
+              <w:rPr>
+                <w:i/>
+                <w:iCs/>
+              </w:rPr>
+              <w:t xml:space="preserve">&lt;papel&gt;</w:t>
+            </w:r>
           </w:p>
         </w:tc>
         <w:tc>
@@ -555,6 +596,13 @@
             <w:pPr>
               <w:pStyle w:val="Compact"/>
             </w:pPr>
+            <w:r>
+              <w:rPr>
+                <w:i/>
+                <w:iCs/>
+              </w:rPr>
+              <w:t xml:space="preserve">&lt;papel&gt;</w:t>
+            </w:r>
           </w:p>
         </w:tc>
         <w:tc>
@@ -595,6 +643,13 @@
             <w:pPr>
               <w:pStyle w:val="Compact"/>
             </w:pPr>
+            <w:r>
+              <w:rPr>
+                <w:i/>
+                <w:iCs/>
+              </w:rPr>
+              <w:t xml:space="preserve">&lt;papel&gt;</w:t>
+            </w:r>
           </w:p>
         </w:tc>
         <w:tc>
@@ -844,8 +899,14 @@
     </w:p>
     <w:p>
       <w:pPr>
-        <w:pStyle w:val="BlockText"/>
-      </w:pPr>
+        <w:pStyle w:val="BodyText"/>
+      </w:pPr>
+      <w:r>
+        <w:t xml:space="preserve">&gt;</w:t>
+      </w:r>
+      <w:r>
+        <w:t xml:space="preserve"> </w:t>
+      </w:r>
       <w:r>
         <w:rPr>
           <w:b/>
@@ -853,13 +914,17 @@
         </w:rPr>
         <w:t xml:space="preserve">Justificativa — Por que limitar as responsabilidades temporárias</w:t>
       </w:r>
-    </w:p>
-    <w:p>
-      <w:pPr>
-        <w:pStyle w:val="BlockText"/>
-      </w:pPr>
-      <w:r>
-        <w:t xml:space="preserve">Tarefas ad-hoc silenciosamente se cristalizam em trabalhos permanentes não remunerados — geralmente sobre quem disse sim uma vez. Um prazo rígido e uma revisão obrigatória fazem a diferença entre</w:t>
+      <w:r>
+        <w:t xml:space="preserve"> </w:t>
+      </w:r>
+      <w:r>
+        <w:t xml:space="preserve">&gt;</w:t>
+      </w:r>
+      <w:r>
+        <w:t xml:space="preserve"> </w:t>
+      </w:r>
+      <w:r>
+        <w:t xml:space="preserve">&gt; Tarefas ad-hoc silenciosamente se cristalizam em trabalhos permanentes não remunerados — geralmente sobre quem disse sim uma vez. Um prazo rígido e uma revisão obrigatória fazem a diferença entre</w:t>
       </w:r>
       <w:r>
         <w:t xml:space="preserve"> </w:t>
@@ -885,8 +950,14 @@
     </w:p>
     <w:p>
       <w:pPr>
-        <w:pStyle w:val="BlockText"/>
-      </w:pPr>
+        <w:pStyle w:val="BodyText"/>
+      </w:pPr>
+      <w:r>
+        <w:t xml:space="preserve">&gt;</w:t>
+      </w:r>
+      <w:r>
+        <w:t xml:space="preserve"> </w:t>
+      </w:r>
       <w:r>
         <w:rPr>
           <w:b/>
@@ -894,18 +965,22 @@
         </w:rPr>
         <w:t xml:space="preserve">Instruções — Como preencher</w:t>
       </w:r>
-    </w:p>
-    <w:p>
-      <w:pPr>
-        <w:pStyle w:val="BlockText"/>
-      </w:pPr>
-      <w:r>
-        <w:t xml:space="preserve">Estabeleça que qualquer responsabilidade temporária DEVE ter prazo definido na atribuição, ser documentada, revisada antes da expiração e formalizada ou encerrada.</w:t>
-      </w:r>
-    </w:p>
-    <w:p>
-      <w:pPr>
-        <w:pStyle w:val="FirstParagraph"/>
+      <w:r>
+        <w:t xml:space="preserve"> </w:t>
+      </w:r>
+      <w:r>
+        <w:t xml:space="preserve">&gt;</w:t>
+      </w:r>
+      <w:r>
+        <w:t xml:space="preserve"> </w:t>
+      </w:r>
+      <w:r>
+        <w:t xml:space="preserve">&gt; Estabeleça que qualquer responsabilidade temporária DEVE ter prazo definido na atribuição, ser documentada, revisada antes da expiração e formalizada ou encerrada.</w:t>
+      </w:r>
+    </w:p>
+    <w:p>
+      <w:pPr>
+        <w:pStyle w:val="BodyText"/>
       </w:pPr>
       <w:r>
         <w:t xml:space="preserve">Quando uma tarefa ou responsabilidade for atribuída temporariamente, ela DEVE ser:</w:t>
@@ -1049,8 +1124,14 @@
     </w:p>
     <w:p>
       <w:pPr>
-        <w:pStyle w:val="BlockText"/>
-      </w:pPr>
+        <w:pStyle w:val="BodyText"/>
+      </w:pPr>
+      <w:r>
+        <w:t xml:space="preserve">&gt;</w:t>
+      </w:r>
+      <w:r>
+        <w:t xml:space="preserve"> </w:t>
+      </w:r>
       <w:r>
         <w:rPr>
           <w:b/>
@@ -1058,13 +1139,17 @@
         </w:rPr>
         <w:t xml:space="preserve">Justificativa — Por que mapear as transições explicitamente</w:t>
       </w:r>
-    </w:p>
-    <w:p>
-      <w:pPr>
-        <w:pStyle w:val="BlockText"/>
-      </w:pPr>
-      <w:r>
-        <w:t xml:space="preserve">A maioria das falhas operacionais não acontece dentro de um papel, mas entre papéis — nas fronteiras onde o trabalho passa de um responsável para outro. Nomear as transições transforma dependências invisíveis em revisáveis e evita falhas do tipo</w:t>
+      <w:r>
+        <w:t xml:space="preserve"> </w:t>
+      </w:r>
+      <w:r>
+        <w:t xml:space="preserve">&gt;</w:t>
+      </w:r>
+      <w:r>
+        <w:t xml:space="preserve"> </w:t>
+      </w:r>
+      <w:r>
+        <w:t xml:space="preserve">&gt; A maioria das falhas operacionais não acontece dentro de um papel, mas entre papéis — nas fronteiras onde o trabalho passa de um responsável para outro. Nomear as transições transforma dependências invisíveis em revisáveis e evita falhas do tipo</w:t>
       </w:r>
       <w:r>
         <w:t xml:space="preserve"> </w:t>
@@ -1078,8 +1163,14 @@
     </w:p>
     <w:p>
       <w:pPr>
-        <w:pStyle w:val="BlockText"/>
-      </w:pPr>
+        <w:pStyle w:val="BodyText"/>
+      </w:pPr>
+      <w:r>
+        <w:t xml:space="preserve">&gt;</w:t>
+      </w:r>
+      <w:r>
+        <w:t xml:space="preserve"> </w:t>
+      </w:r>
       <w:r>
         <w:rPr>
           <w:b/>
@@ -1087,13 +1178,17 @@
         </w:rPr>
         <w:t xml:space="preserve">Instruções — Como preencher</w:t>
       </w:r>
-    </w:p>
-    <w:p>
-      <w:pPr>
-        <w:pStyle w:val="BlockText"/>
-      </w:pPr>
-      <w:r>
-        <w:t xml:space="preserve">Para cada par de papéis que passa trabalho entre si, nomeie a transição e o tipo de trabalho transferido.</w:t>
+      <w:r>
+        <w:t xml:space="preserve"> </w:t>
+      </w:r>
+      <w:r>
+        <w:t xml:space="preserve">&gt;</w:t>
+      </w:r>
+      <w:r>
+        <w:t xml:space="preserve"> </w:t>
+      </w:r>
+      <w:r>
+        <w:t xml:space="preserve">&gt; Para cada par de papéis que passa trabalho entre si, nomeie a transição e o tipo de trabalho transferido.</w:t>
       </w:r>
     </w:p>
     <w:tbl>
@@ -1152,14 +1247,28 @@
             <w:pPr>
               <w:pStyle w:val="Compact"/>
             </w:pPr>
-          </w:p>
-        </w:tc>
-        <w:tc>
-          <w:tcPr/>
-          <w:p>
-            <w:pPr>
-              <w:pStyle w:val="Compact"/>
-            </w:pPr>
+            <w:r>
+              <w:rPr>
+                <w:i/>
+                <w:iCs/>
+              </w:rPr>
+              <w:t xml:space="preserve">&lt;papel&gt;</w:t>
+            </w:r>
+          </w:p>
+        </w:tc>
+        <w:tc>
+          <w:tcPr/>
+          <w:p>
+            <w:pPr>
+              <w:pStyle w:val="Compact"/>
+            </w:pPr>
+            <w:r>
+              <w:rPr>
+                <w:i/>
+                <w:iCs/>
+              </w:rPr>
+              <w:t xml:space="preserve">&lt;papel&gt;</w:t>
+            </w:r>
           </w:p>
         </w:tc>
         <w:tc>
@@ -1185,14 +1294,28 @@
             <w:pPr>
               <w:pStyle w:val="Compact"/>
             </w:pPr>
-          </w:p>
-        </w:tc>
-        <w:tc>
-          <w:tcPr/>
-          <w:p>
-            <w:pPr>
-              <w:pStyle w:val="Compact"/>
-            </w:pPr>
+            <w:r>
+              <w:rPr>
+                <w:i/>
+                <w:iCs/>
+              </w:rPr>
+              <w:t xml:space="preserve">&lt;papel&gt;</w:t>
+            </w:r>
+          </w:p>
+        </w:tc>
+        <w:tc>
+          <w:tcPr/>
+          <w:p>
+            <w:pPr>
+              <w:pStyle w:val="Compact"/>
+            </w:pPr>
+            <w:r>
+              <w:rPr>
+                <w:i/>
+                <w:iCs/>
+              </w:rPr>
+              <w:t xml:space="preserve">&lt;papel&gt;</w:t>
+            </w:r>
           </w:p>
         </w:tc>
         <w:tc>
@@ -1325,8 +1448,14 @@
     </w:p>
     <w:p>
       <w:pPr>
-        <w:pStyle w:val="BlockText"/>
-      </w:pPr>
+        <w:pStyle w:val="BodyText"/>
+      </w:pPr>
+      <w:r>
+        <w:t xml:space="preserve">&gt;</w:t>
+      </w:r>
+      <w:r>
+        <w:t xml:space="preserve"> </w:t>
+      </w:r>
       <w:r>
         <w:rPr>
           <w:b/>
@@ -1334,19 +1463,29 @@
         </w:rPr>
         <w:t xml:space="preserve">Justificativa — Por que tornar os limites de carga explícitos</w:t>
       </w:r>
-    </w:p>
-    <w:p>
-      <w:pPr>
-        <w:pStyle w:val="BlockText"/>
-      </w:pPr>
-      <w:r>
-        <w:t xml:space="preserve">Carga de coordenação sem limites é o modo padrão de falha de comunidades voluntárias — ela silenciosamente esgota as pessoas mais comprometidas até que elas saiam. Limites explícitos e revisáveis fazem da capacidade uma preocupação compartilhada em vez de um fardo privado.</w:t>
-      </w:r>
-    </w:p>
-    <w:p>
-      <w:pPr>
-        <w:pStyle w:val="BlockText"/>
-      </w:pPr>
+      <w:r>
+        <w:t xml:space="preserve"> </w:t>
+      </w:r>
+      <w:r>
+        <w:t xml:space="preserve">&gt;</w:t>
+      </w:r>
+      <w:r>
+        <w:t xml:space="preserve"> </w:t>
+      </w:r>
+      <w:r>
+        <w:t xml:space="preserve">&gt; Carga de coordenação sem limites é o modo padrão de falha de comunidades voluntárias — ela silenciosamente esgota as pessoas mais comprometidas até que elas saiam. Limites explícitos e revisáveis fazem da capacidade uma preocupação compartilhada em vez de um fardo privado.</w:t>
+      </w:r>
+    </w:p>
+    <w:p>
+      <w:pPr>
+        <w:pStyle w:val="BodyText"/>
+      </w:pPr>
+      <w:r>
+        <w:t xml:space="preserve">&gt;</w:t>
+      </w:r>
+      <w:r>
+        <w:t xml:space="preserve"> </w:t>
+      </w:r>
       <w:r>
         <w:rPr>
           <w:b/>
@@ -1354,13 +1493,17 @@
         </w:rPr>
         <w:t xml:space="preserve">Instruções — Como preencher</w:t>
       </w:r>
-    </w:p>
-    <w:p>
-      <w:pPr>
-        <w:pStyle w:val="BlockText"/>
-      </w:pPr>
-      <w:r>
-        <w:t xml:space="preserve">Defina limites para carga de reuniões, carga de papéis, expectativas de tempo de resposta e o caminho para renegociar responsabilidades.</w:t>
+      <w:r>
+        <w:t xml:space="preserve"> </w:t>
+      </w:r>
+      <w:r>
+        <w:t xml:space="preserve">&gt;</w:t>
+      </w:r>
+      <w:r>
+        <w:t xml:space="preserve"> </w:t>
+      </w:r>
+      <w:r>
+        <w:t xml:space="preserve">&gt; Defina limites para carga de reuniões, carga de papéis, expectativas de tempo de resposta e o caminho para renegociar responsabilidades.</w:t>
       </w:r>
     </w:p>
     <w:p>
@@ -1556,8 +1699,14 @@
     </w:p>
     <w:p>
       <w:pPr>
-        <w:pStyle w:val="BlockText"/>
-      </w:pPr>
+        <w:pStyle w:val="BodyText"/>
+      </w:pPr>
+      <w:r>
+        <w:t xml:space="preserve">&gt;</w:t>
+      </w:r>
+      <w:r>
+        <w:t xml:space="preserve"> </w:t>
+      </w:r>
       <w:r>
         <w:rPr>
           <w:b/>
@@ -1565,19 +1714,29 @@
         </w:rPr>
         <w:t xml:space="preserve">Justificativa — Por que planejar a continuidade agora</w:t>
       </w:r>
-    </w:p>
-    <w:p>
-      <w:pPr>
-        <w:pStyle w:val="BlockText"/>
-      </w:pPr>
-      <w:r>
-        <w:t xml:space="preserve">Uma comunidade que depende de uma pessoa insubstituível está a uma doença, um conflito ou uma saída do colapso. Nomear os pontos únicos de falha — honestamente — e incorporar a transição em cada papel é o que mantém a comunidade sobrevivendo aos seus fundadores.</w:t>
-      </w:r>
-    </w:p>
-    <w:p>
-      <w:pPr>
-        <w:pStyle w:val="BlockText"/>
-      </w:pPr>
+      <w:r>
+        <w:t xml:space="preserve"> </w:t>
+      </w:r>
+      <w:r>
+        <w:t xml:space="preserve">&gt;</w:t>
+      </w:r>
+      <w:r>
+        <w:t xml:space="preserve"> </w:t>
+      </w:r>
+      <w:r>
+        <w:t xml:space="preserve">&gt; Uma comunidade que depende de uma pessoa insubstituível está a uma doença, um conflito ou uma saída do colapso. Nomear os pontos únicos de falha — honestamente — e incorporar a transição em cada papel é o que mantém a comunidade sobrevivendo aos seus fundadores.</w:t>
+      </w:r>
+    </w:p>
+    <w:p>
+      <w:pPr>
+        <w:pStyle w:val="BodyText"/>
+      </w:pPr>
+      <w:r>
+        <w:t xml:space="preserve">&gt;</w:t>
+      </w:r>
+      <w:r>
+        <w:t xml:space="preserve"> </w:t>
+      </w:r>
       <w:r>
         <w:rPr>
           <w:b/>
@@ -1585,13 +1744,17 @@
         </w:rPr>
         <w:t xml:space="preserve">Instruções — Como preencher</w:t>
       </w:r>
-    </w:p>
-    <w:p>
-      <w:pPr>
-        <w:pStyle w:val="BlockText"/>
-      </w:pPr>
-      <w:r>
-        <w:t xml:space="preserve">Nomeie os atuais pontos únicos de falha honestamente. Estabeleça a exigência de transição para cada papel e a cadência de revisão da continuidade.</w:t>
+      <w:r>
+        <w:t xml:space="preserve"> </w:t>
+      </w:r>
+      <w:r>
+        <w:t xml:space="preserve">&gt;</w:t>
+      </w:r>
+      <w:r>
+        <w:t xml:space="preserve"> </w:t>
+      </w:r>
+      <w:r>
+        <w:t xml:space="preserve">&gt; Nomeie os atuais pontos únicos de falha honestamente. Estabeleça a exigência de transição para cada papel e a cadência de revisão da continuidade.</w:t>
       </w:r>
     </w:p>
     <w:p>
@@ -1761,8 +1924,14 @@
     </w:p>
     <w:p>
       <w:pPr>
-        <w:pStyle w:val="BlockText"/>
-      </w:pPr>
+        <w:pStyle w:val="BodyText"/>
+      </w:pPr>
+      <w:r>
+        <w:t xml:space="preserve">&gt;</w:t>
+      </w:r>
+      <w:r>
+        <w:t xml:space="preserve"> </w:t>
+      </w:r>
       <w:r>
         <w:rPr>
           <w:b/>
@@ -1770,19 +1939,29 @@
         </w:rPr>
         <w:t xml:space="preserve">Justificativa — Por que tratar o acesso à informação como uma questão de governança</w:t>
       </w:r>
-    </w:p>
-    <w:p>
-      <w:pPr>
-        <w:pStyle w:val="BlockText"/>
-      </w:pPr>
-      <w:r>
-        <w:t xml:space="preserve">Quem controla o acesso à informação controla a comunidade, querendo ou não. Tornar as regras de acesso explícitas — e proibir pontos únicos de acesso — é o que impede que guardiões informais acumulem o tipo de poder que o sistema de governança deveria conter.</w:t>
-      </w:r>
-    </w:p>
-    <w:p>
-      <w:pPr>
-        <w:pStyle w:val="BlockText"/>
-      </w:pPr>
+      <w:r>
+        <w:t xml:space="preserve"> </w:t>
+      </w:r>
+      <w:r>
+        <w:t xml:space="preserve">&gt;</w:t>
+      </w:r>
+      <w:r>
+        <w:t xml:space="preserve"> </w:t>
+      </w:r>
+      <w:r>
+        <w:t xml:space="preserve">&gt; Quem controla o acesso à informação controla a comunidade, querendo ou não. Tornar as regras de acesso explícitas — e proibir pontos únicos de acesso — é o que impede que guardiões informais acumulem o tipo de poder que o sistema de governança deveria conter.</w:t>
+      </w:r>
+    </w:p>
+    <w:p>
+      <w:pPr>
+        <w:pStyle w:val="BodyText"/>
+      </w:pPr>
+      <w:r>
+        <w:t xml:space="preserve">&gt;</w:t>
+      </w:r>
+      <w:r>
+        <w:t xml:space="preserve"> </w:t>
+      </w:r>
       <w:r>
         <w:rPr>
           <w:b/>
@@ -1790,13 +1969,17 @@
         </w:rPr>
         <w:t xml:space="preserve">Instruções — Como preencher</w:t>
       </w:r>
-    </w:p>
-    <w:p>
-      <w:pPr>
-        <w:pStyle w:val="BlockText"/>
-      </w:pPr>
-      <w:r>
-        <w:t xml:space="preserve">Estabeleça quais registros são abertos a todos os Membros Plenos, a janela de resposta para solicitações de informação e a regra contra pontos únicos de acesso a informações relevantes para a governança.</w:t>
+      <w:r>
+        <w:t xml:space="preserve"> </w:t>
+      </w:r>
+      <w:r>
+        <w:t xml:space="preserve">&gt;</w:t>
+      </w:r>
+      <w:r>
+        <w:t xml:space="preserve"> </w:t>
+      </w:r>
+      <w:r>
+        <w:t xml:space="preserve">&gt; Estabeleça quais registros são abertos a todos os Membros Plenos, a janela de resposta para solicitações de informação e a regra contra pontos únicos de acesso a informações relevantes para a governança.</w:t>
       </w:r>
     </w:p>
     <w:p>
@@ -2007,8 +2190,14 @@
     </w:p>
     <w:p>
       <w:pPr>
-        <w:pStyle w:val="BlockText"/>
-      </w:pPr>
+        <w:pStyle w:val="BodyText"/>
+      </w:pPr>
+      <w:r>
+        <w:t xml:space="preserve">&gt;</w:t>
+      </w:r>
+      <w:r>
+        <w:t xml:space="preserve"> </w:t>
+      </w:r>
       <w:r>
         <w:rPr>
           <w:b/>
@@ -2016,19 +2205,29 @@
         </w:rPr>
         <w:t xml:space="preserve">Justificativa — Por que nomear onde cada documento vive</w:t>
       </w:r>
-    </w:p>
-    <w:p>
-      <w:pPr>
-        <w:pStyle w:val="BlockText"/>
-      </w:pPr>
-      <w:r>
-        <w:t xml:space="preserve">Se ninguém consegue dizer onde mora a versão canônica de algo, não há versão canônica. Nomear a localização, a pessoa responsável e a cadência de revisão para cada tipo de documento é o que torna a memória da comunidade auditável em vez de folclórica.</w:t>
-      </w:r>
-    </w:p>
-    <w:p>
-      <w:pPr>
-        <w:pStyle w:val="BlockText"/>
-      </w:pPr>
+      <w:r>
+        <w:t xml:space="preserve"> </w:t>
+      </w:r>
+      <w:r>
+        <w:t xml:space="preserve">&gt;</w:t>
+      </w:r>
+      <w:r>
+        <w:t xml:space="preserve"> </w:t>
+      </w:r>
+      <w:r>
+        <w:t xml:space="preserve">&gt; Se ninguém consegue dizer onde mora a versão canônica de algo, não há versão canônica. Nomear a localização, a pessoa responsável e a cadência de revisão para cada tipo de documento é o que torna a memória da comunidade auditável em vez de folclórica.</w:t>
+      </w:r>
+    </w:p>
+    <w:p>
+      <w:pPr>
+        <w:pStyle w:val="BodyText"/>
+      </w:pPr>
+      <w:r>
+        <w:t xml:space="preserve">&gt;</w:t>
+      </w:r>
+      <w:r>
+        <w:t xml:space="preserve"> </w:t>
+      </w:r>
       <w:r>
         <w:rPr>
           <w:b/>
@@ -2036,13 +2235,17 @@
         </w:rPr>
         <w:t xml:space="preserve">Instruções — Como preencher</w:t>
       </w:r>
-    </w:p>
-    <w:p>
-      <w:pPr>
-        <w:pStyle w:val="BlockText"/>
-      </w:pPr>
-      <w:r>
-        <w:t xml:space="preserve">Para cada tipo de documento, nomeie a localização canônica, a pessoa responsável e a cadência de revisão.</w:t>
+      <w:r>
+        <w:t xml:space="preserve"> </w:t>
+      </w:r>
+      <w:r>
+        <w:t xml:space="preserve">&gt;</w:t>
+      </w:r>
+      <w:r>
+        <w:t xml:space="preserve"> </w:t>
+      </w:r>
+      <w:r>
+        <w:t xml:space="preserve">&gt; Para cada tipo de documento, nomeie a localização canônica, a pessoa responsável e a cadência de revisão.</w:t>
       </w:r>
     </w:p>
     <w:tbl>
@@ -2113,6 +2316,13 @@
             <w:pPr>
               <w:pStyle w:val="Compact"/>
             </w:pPr>
+            <w:r>
+              <w:rPr>
+                <w:i/>
+                <w:iCs/>
+              </w:rPr>
+              <w:t xml:space="preserve">&lt;Artefatos RCOS&gt;</w:t>
+            </w:r>
           </w:p>
         </w:tc>
         <w:tc>
@@ -2168,6 +2378,13 @@
             <w:pPr>
               <w:pStyle w:val="Compact"/>
             </w:pPr>
+            <w:r>
+              <w:rPr>
+                <w:i/>
+                <w:iCs/>
+              </w:rPr>
+              <w:t xml:space="preserve">&lt;Registro de membros&gt;</w:t>
+            </w:r>
           </w:p>
         </w:tc>
         <w:tc>
@@ -2437,6 +2654,9 @@
       </w:r>
       <w:r>
         <w:t xml:space="preserve"> </w:t>
+      </w:r>
+      <w:r>
+        <w:t xml:space="preserve">&lt;AAAA-MM-DD&gt;</w:t>
       </w:r>
     </w:p>
     <w:p>

--- a/static/downloads/pt-br/docx/layer-5/operations-manual.docx
+++ b/static/downloads/pt-br/docx/layer-5/operations-manual.docx
@@ -59,7 +59,7 @@
         <w:t xml:space="preserve">RCOS — Sistema Operacional de Comunidade Regenerativa</w:t>
       </w:r>
     </w:p>
-    <w:bookmarkStart w:id="28" w:name="manual-de-operações"/>
+    <w:bookmarkStart w:id="29" w:name="manual-de-operações"/>
     <w:p>
       <w:pPr>
         <w:pStyle w:val="Heading1"/>
@@ -87,7 +87,7 @@
         <w:t xml:space="preserve"> </w:t>
       </w:r>
       <w:r>
-        <w:t xml:space="preserve">2026-07-07</w:t>
+        <w:t xml:space="preserve">2026-08-31</w:t>
       </w:r>
     </w:p>
     <w:p>
@@ -1435,6 +1435,30 @@
         </w:rPr>
         <w:t xml:space="preserve"> </w:t>
       </w:r>
+      <w:hyperlink r:id="rId16">
+        <w:r>
+          <w:rPr>
+            <w:rStyle w:val="Hyperlink"/>
+            <w:i/>
+            <w:iCs/>
+          </w:rPr>
+          <w:t xml:space="preserve">7.4.4</w:t>
+        </w:r>
+      </w:hyperlink>
+      <w:r>
+        <w:rPr>
+          <w:i/>
+          <w:iCs/>
+        </w:rPr>
+        <w:t xml:space="preserve">,</w:t>
+      </w:r>
+      <w:r>
+        <w:rPr>
+          <w:i/>
+          <w:iCs/>
+        </w:rPr>
+        <w:t xml:space="preserve"> </w:t>
+      </w:r>
       <w:hyperlink r:id="rId19">
         <w:r>
           <w:rPr>
@@ -1610,6 +1634,32 @@
         <w:t xml:space="preserve">&lt;processo para redistribuir responsabilidades; janela de resolução.&gt;</w:t>
       </w:r>
     </w:p>
+    <w:p>
+      <w:pPr>
+        <w:pStyle w:val="Compact"/>
+        <w:numPr>
+          <w:ilvl w:val="0"/>
+          <w:numId w:val="1004"/>
+        </w:numPr>
+      </w:pPr>
+      <w:r>
+        <w:rPr>
+          <w:b/>
+          <w:bCs/>
+        </w:rPr>
+        <w:t xml:space="preserve">Sobrecarga persistente:</w:t>
+      </w:r>
+      <w:r>
+        <w:t xml:space="preserve"> </w:t>
+      </w:r>
+      <w:r>
+        <w:rPr>
+          <w:i/>
+          <w:iCs/>
+        </w:rPr>
+        <w:t xml:space="preserve">&lt;como a sobrecarga persistente, o risco de esgotamento, a não participação crônica ou a dependência de pessoas que assumem funções em excesso são detectados, e como são encaminhados ao processo de revisão ou reparação da Camada 4.&gt;</w:t>
+      </w:r>
+    </w:p>
     <w:bookmarkEnd w:id="23"/>
     <w:bookmarkStart w:id="24" w:name="continuidade-operacional"/>
     <w:p>
@@ -2102,7 +2152,7 @@
       </w:r>
     </w:p>
     <w:bookmarkEnd w:id="25"/>
-    <w:bookmarkStart w:id="26" w:name="X24c39b4f76cbc70d70a5d57b74367a3eef38bca"/>
+    <w:bookmarkStart w:id="27" w:name="X24c39b4f76cbc70d70a5d57b74367a3eef38bca"/>
     <w:p>
       <w:pPr>
         <w:pStyle w:val="Heading2"/>
@@ -2185,6 +2235,30 @@
             <w:iCs/>
           </w:rPr>
           <w:t xml:space="preserve">7.3.3</w:t>
+        </w:r>
+      </w:hyperlink>
+      <w:r>
+        <w:rPr>
+          <w:i/>
+          <w:iCs/>
+        </w:rPr>
+        <w:t xml:space="preserve">,</w:t>
+      </w:r>
+      <w:r>
+        <w:rPr>
+          <w:i/>
+          <w:iCs/>
+        </w:rPr>
+        <w:t xml:space="preserve"> </w:t>
+      </w:r>
+      <w:hyperlink r:id="rId26">
+        <w:r>
+          <w:rPr>
+            <w:rStyle w:val="Hyperlink"/>
+            <w:i/>
+            <w:iCs/>
+          </w:rPr>
+          <w:t xml:space="preserve">7.8.1</w:t>
         </w:r>
       </w:hyperlink>
     </w:p>
@@ -2627,8 +2701,8 @@
         </w:pict>
       </w:r>
     </w:p>
-    <w:bookmarkEnd w:id="26"/>
-    <w:bookmarkStart w:id="27" w:name="registro-de-ratificação"/>
+    <w:bookmarkEnd w:id="27"/>
+    <w:bookmarkStart w:id="28" w:name="registro-de-ratificação"/>
     <w:p>
       <w:pPr>
         <w:pStyle w:val="Heading2"/>
@@ -2725,8 +2799,8 @@
         <w:t xml:space="preserve">&lt;link para o registro da decisão&gt;</w:t>
       </w:r>
     </w:p>
-    <w:bookmarkEnd w:id="27"/>
     <w:bookmarkEnd w:id="28"/>
+    <w:bookmarkEnd w:id="29"/>
     <w:sectPr>
       <w:footnotePr>
         <w:numRestart w:val="eachSect"/>
